--- a/04_支援会社提出パッケージ/01_規程Word/職務権限規程_ドラフト.docx
+++ b/04_支援会社提出パッケージ/01_規程Word/職務権限規程_ドラフト.docx
@@ -1639,7 +1639,7 @@
                 <w:i w:val="0"/>
                 <w:sz w:val="18"/>
               </w:rPr>
-              <w:t>塚原が契約内容を確認し、必要に応じ管理部が確認</w:t>
+              <w:t>管理部が主管し、塚原（業務委託）が契約内容の確認を支援</w:t>
             </w:r>
           </w:p>
         </w:tc>
@@ -1945,7 +1945,7 @@
                 <w:i w:val="0"/>
                 <w:sz w:val="18"/>
               </w:rPr>
-              <w:t>管理部及び塚原が契約、成果物、情報管理を確認</w:t>
+              <w:t>管理部が契約、成果物、情報管理を確認し、必要に応じ塚原（業務委託）が契約確認を支援</w:t>
             </w:r>
           </w:p>
         </w:tc>
@@ -2879,7 +2879,7 @@
           <w:b w:val="0"/>
           <w:i w:val="0"/>
         </w:rPr>
-        <w:t>契約締結前の確認者は塚原、最終承認及び押印又は電子署名は伊藤翔とする。</w:t>
+        <w:t>契約締結前の確認は管理部が主管し、塚原（業務委託）が契約内容の確認を支援する。最終承認及び押印又は電子署名は伊藤翔とする。</w:t>
       </w:r>
     </w:p>
     <w:p>
